--- a/bao_cao_tfidf_linear_svm_3class_fixed_image_updated_2.docx
+++ b/bao_cao_tfidf_linear_svm_3class_fixed_image_updated_2.docx
@@ -9377,7 +9377,7 @@
         <w:rPr>
           <w:rFonts w:cs="Times New Roman"/>
         </w:rPr>
-        <w:t>Phần demo minh họa cách đưa mô hình đã huấn luyện vào ứng dụng web Review Sense. Ứng dụng hỗ trợ nhập một review trực tiếp, tải file Excel/CSV để dự đoán hàng loạt, xem bảng kết quả, xem tổng quan cảm xúc và nhận xét theo khía cạnh. Các hình bên dưới là ảnh chụp màn hình từ giao diện demo thực tế sau khi mô hình được tích hợp vào Flask.</w:t>
+        <w:t>Phần demo minh họa cách đưa mô hình đã huấn luyện vào ứng dụng web FoodMood. Ứng dụng hỗ trợ nhập một review trực tiếp, tải file Excel/CSV để dự đoán hàng loạt, xem bảng kết quả, xem tổng quan cảm xúc và nhận xét theo khía cạnh. Các hình bên dưới là ảnh chụp màn hình từ giao diện demo thực tế sau khi mô hình được tích hợp vào Flask.</w:t>
       </w:r>
     </w:p>
     <w:p>
